--- a/素材/效果类项目素材/云灰磁吸移动电源/云灰磁吸移动电源资料包.docx
+++ b/素材/效果类项目素材/云灰磁吸移动电源/云灰磁吸移动电源资料包.docx
@@ -4,538 +4,575 @@
   <w:body>
     <w:p>
       <w:pPr>
-        <w:keepNext/>
-        <w:spacing w:after="80"/>
-        <w:jc w:val="left"/>
+        <w:pStyle w:val="Title"/>
       </w:pPr>
       <w:r>
-        <w:rPr>
-          <w:rFonts w:ascii="Microsoft YaHei" w:hAnsi="Microsoft YaHei" w:eastAsia="Microsoft YaHei"/>
-          <w:b/>
-          <w:color w:val="253247"/>
-          <w:sz w:val="42"/>
-        </w:rPr>
-        <w:t>云灰磁吸移动电源产品素材制作信息</w:t>
+        <w:t>云灰磁吸移动电源产品资料包</w:t>
       </w:r>
     </w:p>
     <w:p>
       <w:pPr>
-        <w:spacing w:after="240"/>
+        <w:pStyle w:val="DocumentSubtitle"/>
       </w:pPr>
       <w:r>
-        <w:rPr>
-          <w:rFonts w:ascii="Microsoft YaHei" w:hAnsi="Microsoft YaHei" w:eastAsia="Microsoft YaHei"/>
-          <w:b/>
-          <w:color w:val="C4552D"/>
-          <w:sz w:val="20"/>
-        </w:rPr>
         <w:t>效果类项目素材资料</w:t>
       </w:r>
     </w:p>
     <w:p>
       <w:pPr>
-        <w:spacing w:before="40" w:after="240" w:line="324" w:lineRule="auto"/>
-        <w:ind w:left="198" w:right="198"/>
-        <w:shd w:val="clear" w:color="auto" w:fill="FFF5EF"/>
+        <w:spacing w:after="180"/>
+      </w:pPr>
+      <w:r>
+        <w:t>本资料包只记录已确认的产品基础信息和可直接用于素材创意的卖点事实。Prompt 数量、片段时长、视觉风格、投放渠道和禁用元素在 Prompt 节点配置；画幅、分辨率和生成模型能力在视频渲染节点配置。</w:t>
+      </w:r>
+    </w:p>
+    <w:p>
+      <w:pPr>
+        <w:pStyle w:val="Heading1"/>
+      </w:pPr>
+      <w:r>
+        <w:t>产品基础信息</w:t>
+      </w:r>
+    </w:p>
+    <w:tbl>
+      <w:tblPr>
+        <w:tblW w:type="auto" w:w="0"/>
+        <w:tblLayout w:type="fixed"/>
+        <w:tblLook w:firstColumn="1" w:firstRow="1" w:lastColumn="0" w:lastRow="0" w:noHBand="0" w:noVBand="1" w:val="04A0"/>
+        <w:tblBorders>
+          <w:top w:val="single" w:sz="6" w:color="D9D9D9"/>
+          <w:left w:val="single" w:sz="6" w:color="D9D9D9"/>
+          <w:bottom w:val="single" w:sz="6" w:color="D9D9D9"/>
+          <w:right w:val="single" w:sz="6" w:color="D9D9D9"/>
+          <w:insideH w:val="single" w:sz="6" w:color="D9D9D9"/>
+          <w:insideV w:val="single" w:sz="6" w:color="D9D9D9"/>
+        </w:tblBorders>
+      </w:tblPr>
+      <w:tblGrid>
+        <w:gridCol w:w="4762"/>
+        <w:gridCol w:w="4762"/>
+      </w:tblGrid>
+      <w:tr>
+        <w:tc>
+          <w:tcPr>
+            <w:tcW w:type="dxa" w:w="1814"/>
+            <w:vAlign w:val="center"/>
+            <w:shd w:fill="EEF3F9"/>
+            <w:tcMar>
+              <w:top w:w="100" w:type="dxa"/>
+              <w:start w:w="120" w:type="dxa"/>
+              <w:bottom w:w="100" w:type="dxa"/>
+              <w:end w:w="120" w:type="dxa"/>
+            </w:tcMar>
+          </w:tcPr>
+          <w:p>
+            <w:pPr>
+              <w:spacing w:after="0"/>
+              <w:jc w:val="center"/>
+            </w:pPr>
+            <w:r>
+              <w:rPr>
+                <w:rFonts w:ascii="Microsoft YaHei" w:hAnsi="Microsoft YaHei" w:eastAsia="Microsoft YaHei"/>
+                <w:b/>
+                <w:color w:val="000000"/>
+                <w:sz w:val="20"/>
+              </w:rPr>
+              <w:t>产品品类</w:t>
+            </w:r>
+          </w:p>
+        </w:tc>
+        <w:tc>
+          <w:tcPr>
+            <w:tcW w:type="dxa" w:w="7483"/>
+            <w:vAlign w:val="center"/>
+            <w:tcMar>
+              <w:top w:w="100" w:type="dxa"/>
+              <w:start w:w="120" w:type="dxa"/>
+              <w:bottom w:w="100" w:type="dxa"/>
+              <w:end w:w="120" w:type="dxa"/>
+            </w:tcMar>
+          </w:tcPr>
+          <w:p>
+            <w:pPr>
+              <w:spacing w:after="0"/>
+            </w:pPr>
+            <w:r>
+              <w:rPr>
+                <w:rFonts w:ascii="Microsoft YaHei" w:hAnsi="Microsoft YaHei" w:eastAsia="Microsoft YaHei"/>
+                <w:b w:val="0"/>
+                <w:color w:val="000000"/>
+                <w:sz w:val="20"/>
+              </w:rPr>
+              <w:t>便携式移动电源</w:t>
+            </w:r>
+          </w:p>
+        </w:tc>
+      </w:tr>
+      <w:tr>
+        <w:tc>
+          <w:tcPr>
+            <w:tcW w:type="dxa" w:w="1814"/>
+            <w:vAlign w:val="center"/>
+            <w:shd w:fill="EEF3F9"/>
+            <w:tcMar>
+              <w:top w:w="100" w:type="dxa"/>
+              <w:start w:w="120" w:type="dxa"/>
+              <w:bottom w:w="100" w:type="dxa"/>
+              <w:end w:w="120" w:type="dxa"/>
+            </w:tcMar>
+          </w:tcPr>
+          <w:p>
+            <w:pPr>
+              <w:spacing w:after="0"/>
+              <w:jc w:val="center"/>
+            </w:pPr>
+            <w:r>
+              <w:rPr>
+                <w:rFonts w:ascii="Microsoft YaHei" w:hAnsi="Microsoft YaHei" w:eastAsia="Microsoft YaHei"/>
+                <w:b/>
+                <w:color w:val="000000"/>
+                <w:sz w:val="20"/>
+              </w:rPr>
+              <w:t>产品名称</w:t>
+            </w:r>
+          </w:p>
+        </w:tc>
+        <w:tc>
+          <w:tcPr>
+            <w:tcW w:type="dxa" w:w="7483"/>
+            <w:vAlign w:val="center"/>
+            <w:tcMar>
+              <w:top w:w="100" w:type="dxa"/>
+              <w:start w:w="120" w:type="dxa"/>
+              <w:bottom w:w="100" w:type="dxa"/>
+              <w:end w:w="120" w:type="dxa"/>
+            </w:tcMar>
+          </w:tcPr>
+          <w:p>
+            <w:pPr>
+              <w:spacing w:after="0"/>
+            </w:pPr>
+            <w:r>
+              <w:rPr>
+                <w:rFonts w:ascii="Microsoft YaHei" w:hAnsi="Microsoft YaHei" w:eastAsia="Microsoft YaHei"/>
+                <w:b w:val="0"/>
+                <w:color w:val="000000"/>
+                <w:sz w:val="20"/>
+              </w:rPr>
+              <w:t>云灰磁吸移动电源</w:t>
+            </w:r>
+          </w:p>
+        </w:tc>
+      </w:tr>
+      <w:tr>
+        <w:tc>
+          <w:tcPr>
+            <w:tcW w:type="dxa" w:w="1814"/>
+            <w:vAlign w:val="center"/>
+            <w:shd w:fill="EEF3F9"/>
+            <w:tcMar>
+              <w:top w:w="100" w:type="dxa"/>
+              <w:start w:w="120" w:type="dxa"/>
+              <w:bottom w:w="100" w:type="dxa"/>
+              <w:end w:w="120" w:type="dxa"/>
+            </w:tcMar>
+          </w:tcPr>
+          <w:p>
+            <w:pPr>
+              <w:spacing w:after="0"/>
+              <w:jc w:val="center"/>
+            </w:pPr>
+            <w:r>
+              <w:rPr>
+                <w:rFonts w:ascii="Microsoft YaHei" w:hAnsi="Microsoft YaHei" w:eastAsia="Microsoft YaHei"/>
+                <w:b/>
+                <w:color w:val="000000"/>
+                <w:sz w:val="20"/>
+              </w:rPr>
+              <w:t>核心规格</w:t>
+            </w:r>
+          </w:p>
+        </w:tc>
+        <w:tc>
+          <w:tcPr>
+            <w:tcW w:type="dxa" w:w="7483"/>
+            <w:vAlign w:val="center"/>
+            <w:tcMar>
+              <w:top w:w="100" w:type="dxa"/>
+              <w:start w:w="120" w:type="dxa"/>
+              <w:bottom w:w="100" w:type="dxa"/>
+              <w:end w:w="120" w:type="dxa"/>
+            </w:tcMar>
+          </w:tcPr>
+          <w:p>
+            <w:pPr>
+              <w:spacing w:after="0"/>
+            </w:pPr>
+            <w:r>
+              <w:rPr>
+                <w:rFonts w:ascii="Microsoft YaHei" w:hAnsi="Microsoft YaHei" w:eastAsia="Microsoft YaHei"/>
+                <w:b w:val="0"/>
+                <w:color w:val="000000"/>
+                <w:sz w:val="20"/>
+              </w:rPr>
+              <w:t>10000mAh，USB-C 接口，支持磁吸无线充电</w:t>
+            </w:r>
+          </w:p>
+        </w:tc>
+      </w:tr>
+      <w:tr>
+        <w:tc>
+          <w:tcPr>
+            <w:tcW w:type="dxa" w:w="1814"/>
+            <w:vAlign w:val="center"/>
+            <w:shd w:fill="EEF3F9"/>
+            <w:tcMar>
+              <w:top w:w="100" w:type="dxa"/>
+              <w:start w:w="120" w:type="dxa"/>
+              <w:bottom w:w="100" w:type="dxa"/>
+              <w:end w:w="120" w:type="dxa"/>
+            </w:tcMar>
+          </w:tcPr>
+          <w:p>
+            <w:pPr>
+              <w:spacing w:after="0"/>
+              <w:jc w:val="center"/>
+            </w:pPr>
+            <w:r>
+              <w:rPr>
+                <w:rFonts w:ascii="Microsoft YaHei" w:hAnsi="Microsoft YaHei" w:eastAsia="Microsoft YaHei"/>
+                <w:b/>
+                <w:color w:val="000000"/>
+                <w:sz w:val="20"/>
+              </w:rPr>
+              <w:t>价格带</w:t>
+            </w:r>
+          </w:p>
+        </w:tc>
+        <w:tc>
+          <w:tcPr>
+            <w:tcW w:type="dxa" w:w="7483"/>
+            <w:vAlign w:val="center"/>
+            <w:tcMar>
+              <w:top w:w="100" w:type="dxa"/>
+              <w:start w:w="120" w:type="dxa"/>
+              <w:bottom w:w="100" w:type="dxa"/>
+              <w:end w:w="120" w:type="dxa"/>
+            </w:tcMar>
+          </w:tcPr>
+          <w:p>
+            <w:pPr>
+              <w:spacing w:after="0"/>
+            </w:pPr>
+            <w:r>
+              <w:rPr>
+                <w:rFonts w:ascii="Microsoft YaHei" w:hAnsi="Microsoft YaHei" w:eastAsia="Microsoft YaHei"/>
+                <w:b w:val="0"/>
+                <w:color w:val="000000"/>
+                <w:sz w:val="20"/>
+              </w:rPr>
+              <w:t>169 元/个</w:t>
+            </w:r>
+          </w:p>
+        </w:tc>
+      </w:tr>
+      <w:tr>
+        <w:tc>
+          <w:tcPr>
+            <w:tcW w:type="dxa" w:w="1814"/>
+            <w:vAlign w:val="center"/>
+            <w:shd w:fill="EEF3F9"/>
+            <w:tcMar>
+              <w:top w:w="100" w:type="dxa"/>
+              <w:start w:w="120" w:type="dxa"/>
+              <w:bottom w:w="100" w:type="dxa"/>
+              <w:end w:w="120" w:type="dxa"/>
+            </w:tcMar>
+          </w:tcPr>
+          <w:p>
+            <w:pPr>
+              <w:spacing w:after="0"/>
+              <w:jc w:val="center"/>
+            </w:pPr>
+            <w:r>
+              <w:rPr>
+                <w:rFonts w:ascii="Microsoft YaHei" w:hAnsi="Microsoft YaHei" w:eastAsia="Microsoft YaHei"/>
+                <w:b/>
+                <w:color w:val="000000"/>
+                <w:sz w:val="20"/>
+              </w:rPr>
+              <w:t>核心外观特征</w:t>
+            </w:r>
+          </w:p>
+        </w:tc>
+        <w:tc>
+          <w:tcPr>
+            <w:tcW w:type="dxa" w:w="7483"/>
+            <w:vAlign w:val="center"/>
+            <w:tcMar>
+              <w:top w:w="100" w:type="dxa"/>
+              <w:start w:w="120" w:type="dxa"/>
+              <w:bottom w:w="100" w:type="dxa"/>
+              <w:end w:w="120" w:type="dxa"/>
+            </w:tcMar>
+          </w:tcPr>
+          <w:p>
+            <w:pPr>
+              <w:spacing w:after="0"/>
+            </w:pPr>
+            <w:r>
+              <w:rPr>
+                <w:rFonts w:ascii="Microsoft YaHei" w:hAnsi="Microsoft YaHei" w:eastAsia="Microsoft YaHei"/>
+                <w:b w:val="0"/>
+                <w:color w:val="000000"/>
+                <w:sz w:val="20"/>
+              </w:rPr>
+              <w:t>机身为云灰色圆角矩形，表面呈细腻哑光金属质感；正面有圆形磁吸定位环，侧边设 USB-C 接口和四点式电量指示灯。</w:t>
+            </w:r>
+          </w:p>
+        </w:tc>
+      </w:tr>
+    </w:tbl>
+    <w:p>
+      <w:pPr>
+        <w:pStyle w:val="Heading1"/>
+      </w:pPr>
+      <w:r>
+        <w:t>卖点</w:t>
+      </w:r>
+    </w:p>
+    <w:p>
+      <w:pPr>
+        <w:pStyle w:val="ListNumber"/>
+        <w:spacing w:after="80"/>
+        <w:ind w:left="408" w:hanging="255"/>
       </w:pPr>
       <w:r>
         <w:rPr>
           <w:rFonts w:ascii="Microsoft YaHei" w:hAnsi="Microsoft YaHei" w:eastAsia="Microsoft YaHei"/>
           <w:b w:val="0"/>
-          <w:color w:val="667085"/>
-          <w:sz w:val="19"/>
+          <w:color w:val="000000"/>
+          <w:sz w:val="21"/>
         </w:rPr>
-        <w:t>说明：本资料包只填写产品基础、卖点、用户与场景信息。Prompt 数量、片段时长、视觉风格、投放渠道和禁用元素在 Prompt 生成节点配置；画幅、分辨率和 Seedance 能力在视频渲染节点配置。</w:t>
+        <w:t>圆形磁吸定位环可直接贴合手机背部进行无线补电。</w:t>
       </w:r>
     </w:p>
     <w:p>
       <w:pPr>
-        <w:pStyle w:val="Heading1"/>
-        <w:pBdr>
-          <w:bottom w:val="single" w:sz="8" w:space="4" w:color="E6C8BA"/>
-        </w:pBdr>
-      </w:pPr>
-      <w:r>
-        <w:t>产品基础层</w:t>
-      </w:r>
-    </w:p>
-    <w:p>
-      <w:pPr>
-        <w:pStyle w:val="Heading2"/>
-      </w:pPr>
-      <w:r>
-        <w:t>品类</w:t>
-      </w:r>
-    </w:p>
-    <w:p>
-      <w:pPr>
-        <w:pStyle w:val="FieldValue"/>
-      </w:pPr>
-      <w:r>
-        <w:t>便携式移动电源</w:t>
-      </w:r>
-    </w:p>
-    <w:p>
-      <w:pPr>
-        <w:pStyle w:val="Heading2"/>
-      </w:pPr>
-      <w:r>
-        <w:t>产品名称</w:t>
-      </w:r>
-    </w:p>
-    <w:p>
-      <w:pPr>
-        <w:pStyle w:val="FieldValue"/>
-      </w:pPr>
-      <w:r>
-        <w:t>云灰磁吸移动电源</w:t>
-      </w:r>
-    </w:p>
-    <w:p>
-      <w:pPr>
-        <w:pStyle w:val="Heading2"/>
-      </w:pPr>
-      <w:r>
-        <w:t>核心规格</w:t>
-      </w:r>
-    </w:p>
-    <w:p>
-      <w:pPr>
-        <w:pStyle w:val="FieldValue"/>
-      </w:pPr>
-      <w:r>
-        <w:t>10000mAh，USB-C 接口，支持磁吸无线充电</w:t>
-      </w:r>
-    </w:p>
-    <w:p>
-      <w:pPr>
-        <w:pStyle w:val="Heading2"/>
-      </w:pPr>
-      <w:r>
-        <w:t>价格带</w:t>
-      </w:r>
-    </w:p>
-    <w:p>
-      <w:pPr>
-        <w:pStyle w:val="FieldValue"/>
-      </w:pPr>
-      <w:r>
-        <w:t>169 元/个</w:t>
-      </w:r>
-    </w:p>
-    <w:p>
-      <w:pPr>
-        <w:pStyle w:val="Heading2"/>
-      </w:pPr>
-      <w:r>
-        <w:t>核心外观特征</w:t>
-      </w:r>
-    </w:p>
-    <w:p>
-      <w:pPr>
-        <w:pStyle w:val="FieldValue"/>
-      </w:pPr>
-      <w:r>
-        <w:t>机身为云灰色圆角矩形，表面呈细腻哑光金属质感；正面有圆形磁吸定位环，侧边设 USB-C 接口和四点式电量指示灯。</w:t>
-      </w:r>
-    </w:p>
-    <w:p>
-      <w:pPr>
-        <w:pStyle w:val="Heading1"/>
-        <w:pBdr>
-          <w:bottom w:val="single" w:sz="8" w:space="4" w:color="E6C8BA"/>
-        </w:pBdr>
-      </w:pPr>
-      <w:r>
-        <w:t>卖点分层</w:t>
-      </w:r>
-    </w:p>
-    <w:p>
-      <w:pPr>
-        <w:pStyle w:val="Heading2"/>
-      </w:pPr>
-      <w:r>
-        <w:t>核心卖点</w:t>
-      </w:r>
-    </w:p>
-    <w:p>
-      <w:pPr>
-        <w:pStyle w:val="ListBullet"/>
-      </w:pPr>
-      <w:r>
-        <w:t>磁吸贴合手机，减少充电时线材牵绊</w:t>
-      </w:r>
-    </w:p>
-    <w:p>
-      <w:pPr>
-        <w:pStyle w:val="ListBullet"/>
-      </w:pPr>
-      <w:r>
-        <w:t>支持磁吸无线与 USB-C 有线两种补电方式</w:t>
-      </w:r>
-    </w:p>
-    <w:p>
-      <w:pPr>
-        <w:pStyle w:val="ListBullet"/>
-      </w:pPr>
-      <w:r>
-        <w:t>10000mAh 容量适合通勤与短途出行</w:t>
-      </w:r>
-    </w:p>
-    <w:p>
-      <w:pPr>
-        <w:pStyle w:val="Heading2"/>
-      </w:pPr>
-      <w:r>
-        <w:t>次要卖点</w:t>
-      </w:r>
-    </w:p>
-    <w:p>
-      <w:pPr>
-        <w:pStyle w:val="ListBullet"/>
-      </w:pPr>
-      <w:r>
-        <w:t>云灰色哑光金属机身</w:t>
-      </w:r>
-    </w:p>
-    <w:p>
-      <w:pPr>
-        <w:pStyle w:val="ListBullet"/>
-      </w:pPr>
-      <w:r>
-        <w:t>圆角轻薄外形便于随身携带</w:t>
-      </w:r>
-    </w:p>
-    <w:p>
-      <w:pPr>
-        <w:pStyle w:val="ListBullet"/>
-      </w:pPr>
-      <w:r>
-        <w:t>四点式电量指示清晰直观</w:t>
-      </w:r>
-    </w:p>
-    <w:p>
-      <w:pPr>
-        <w:pStyle w:val="ListBullet"/>
-      </w:pPr>
-      <w:r>
-        <w:t>USB-C 接口便于统一充电线材</w:t>
-      </w:r>
-    </w:p>
-    <w:p>
-      <w:pPr>
-        <w:pStyle w:val="Heading2"/>
-      </w:pPr>
-      <w:r>
-        <w:t>辅助信任背书</w:t>
-      </w:r>
-    </w:p>
-    <w:p>
-      <w:pPr>
-        <w:pStyle w:val="FieldValue"/>
-      </w:pPr>
-      <w:r>
-        <w:t>暂无。</w:t>
-      </w:r>
-    </w:p>
-    <w:p>
-      <w:pPr>
-        <w:pStyle w:val="Heading1"/>
-        <w:pBdr>
-          <w:bottom w:val="single" w:sz="8" w:space="4" w:color="E6C8BA"/>
-        </w:pBdr>
-      </w:pPr>
-      <w:r>
-        <w:t>用户层</w:t>
-      </w:r>
-    </w:p>
-    <w:p>
-      <w:pPr>
-        <w:pStyle w:val="Heading2"/>
-      </w:pPr>
-      <w:r>
-        <w:t>目标受众画像</w:t>
-      </w:r>
-    </w:p>
-    <w:p>
-      <w:pPr>
-        <w:pStyle w:val="ListBullet"/>
-      </w:pPr>
-      <w:r>
-        <w:t>手机高频使用的城市通勤者</w:t>
-      </w:r>
-    </w:p>
-    <w:p>
-      <w:pPr>
-        <w:pStyle w:val="ListBullet"/>
-      </w:pPr>
-      <w:r>
-        <w:t>需要移动办公的职场人群</w:t>
-      </w:r>
-    </w:p>
-    <w:p>
-      <w:pPr>
-        <w:pStyle w:val="ListBullet"/>
-      </w:pPr>
-      <w:r>
-        <w:t>经常旅行和拍摄的年轻用户</w:t>
-      </w:r>
-    </w:p>
-    <w:p>
-      <w:pPr>
-        <w:pStyle w:val="ListBullet"/>
-      </w:pPr>
-      <w:r>
-        <w:t>偏好简洁轻量数码装备的消费者</w:t>
-      </w:r>
-    </w:p>
-    <w:p>
-      <w:pPr>
-        <w:pStyle w:val="Heading2"/>
-      </w:pPr>
-      <w:r>
-        <w:t>核心痛点</w:t>
-      </w:r>
-    </w:p>
-    <w:p>
-      <w:pPr>
-        <w:pStyle w:val="ListBullet"/>
-      </w:pPr>
-      <w:r>
-        <w:t>外出时手机电量不足，寻找插座不方便</w:t>
-      </w:r>
-    </w:p>
-    <w:p>
-      <w:pPr>
-        <w:pStyle w:val="ListBullet"/>
-      </w:pPr>
-      <w:r>
-        <w:t>传统移动电源线材缠绕，边走边用不利落</w:t>
-      </w:r>
-    </w:p>
-    <w:p>
-      <w:pPr>
-        <w:pStyle w:val="ListBullet"/>
-      </w:pPr>
-      <w:r>
-        <w:t>大容量设备容易厚重，占用随身包空间</w:t>
-      </w:r>
-    </w:p>
-    <w:p>
-      <w:pPr>
-        <w:pStyle w:val="Heading2"/>
-      </w:pPr>
-      <w:r>
-        <w:t>决策动因</w:t>
-      </w:r>
-    </w:p>
-    <w:p>
-      <w:pPr>
-        <w:pStyle w:val="ListBullet"/>
-      </w:pPr>
-      <w:r>
-        <w:t>关注磁吸贴合是否稳定</w:t>
-      </w:r>
-    </w:p>
-    <w:p>
-      <w:pPr>
-        <w:pStyle w:val="ListBullet"/>
-      </w:pPr>
-      <w:r>
-        <w:t>看重容量与机身体积的平衡</w:t>
-      </w:r>
-    </w:p>
-    <w:p>
-      <w:pPr>
-        <w:pStyle w:val="ListBullet"/>
-      </w:pPr>
-      <w:r>
-        <w:t>需要有线和无线两种充电方式</w:t>
-      </w:r>
-    </w:p>
-    <w:p>
-      <w:pPr>
-        <w:pStyle w:val="ListBullet"/>
-      </w:pPr>
-      <w:r>
-        <w:t>希望快速查看剩余电量</w:t>
-      </w:r>
-    </w:p>
-    <w:p>
-      <w:pPr>
-        <w:pStyle w:val="Heading2"/>
-      </w:pPr>
-      <w:r>
-        <w:t>营销目标</w:t>
-      </w:r>
-    </w:p>
-    <w:p>
-      <w:pPr>
-        <w:pStyle w:val="FieldValue"/>
-      </w:pPr>
-      <w:r>
-        <w:t>通过磁吸贴合、轻薄机身和通勤补电场景，突出随手吸附即可补电的便利感，提升便携数码装备购买意愿。</w:t>
-      </w:r>
-    </w:p>
-    <w:p>
-      <w:pPr>
-        <w:pStyle w:val="Heading1"/>
-        <w:pBdr>
-          <w:bottom w:val="single" w:sz="8" w:space="4" w:color="E6C8BA"/>
-        </w:pBdr>
-      </w:pPr>
-      <w:r>
-        <w:t>场景层</w:t>
-      </w:r>
-    </w:p>
-    <w:p>
-      <w:pPr>
-        <w:pStyle w:val="Heading2"/>
-      </w:pPr>
-      <w:r>
-        <w:t>核心使用场景</w:t>
-      </w:r>
-    </w:p>
-    <w:p>
-      <w:pPr>
-        <w:pStyle w:val="ListBullet"/>
-      </w:pPr>
-      <w:r>
-        <w:t>地铁与城市通勤途中</w:t>
-      </w:r>
-    </w:p>
-    <w:p>
-      <w:pPr>
-        <w:pStyle w:val="ListBullet"/>
-      </w:pPr>
-      <w:r>
-        <w:t>咖啡店移动办公</w:t>
-      </w:r>
-    </w:p>
-    <w:p>
-      <w:pPr>
-        <w:pStyle w:val="ListBullet"/>
-      </w:pPr>
-      <w:r>
-        <w:t>机场候机补电</w:t>
-      </w:r>
-    </w:p>
-    <w:p>
-      <w:pPr>
-        <w:pStyle w:val="ListBullet"/>
-      </w:pPr>
-      <w:r>
-        <w:t>旅行拍摄途中</w:t>
-      </w:r>
-    </w:p>
-    <w:p>
-      <w:pPr>
-        <w:pStyle w:val="Heading2"/>
-      </w:pPr>
-      <w:r>
-        <w:t>购买场景</w:t>
-      </w:r>
-    </w:p>
-    <w:p>
-      <w:pPr>
-        <w:pStyle w:val="ListBullet"/>
-      </w:pPr>
-      <w:r>
-        <w:t>日常数码装备更新</w:t>
-      </w:r>
-    </w:p>
-    <w:p>
-      <w:pPr>
-        <w:pStyle w:val="ListBullet"/>
-      </w:pPr>
-      <w:r>
-        <w:t>出差旅行前准备</w:t>
-      </w:r>
-    </w:p>
-    <w:p>
-      <w:pPr>
-        <w:pStyle w:val="ListBullet"/>
-      </w:pPr>
-      <w:r>
-        <w:t>实用型数码礼物选购</w:t>
-      </w:r>
-    </w:p>
-    <w:p>
-      <w:pPr>
-        <w:pStyle w:val="Heading2"/>
-      </w:pPr>
-      <w:r>
-        <w:t>情绪共鸣场景</w:t>
-      </w:r>
-    </w:p>
-    <w:p>
-      <w:pPr>
-        <w:pStyle w:val="ListBullet"/>
-      </w:pPr>
-      <w:r>
-        <w:t>摆脱低电量焦虑的安心感</w:t>
-      </w:r>
-    </w:p>
-    <w:p>
-      <w:pPr>
-        <w:pStyle w:val="ListBullet"/>
-      </w:pPr>
-      <w:r>
-        <w:t>桌面与线材更整洁的秩序感</w:t>
-      </w:r>
-    </w:p>
-    <w:p>
-      <w:pPr>
-        <w:pStyle w:val="ListBullet"/>
-      </w:pPr>
-      <w:r>
-        <w:t>轻装出行带来的从容感</w:t>
-      </w:r>
-    </w:p>
-    <w:p>
-      <w:pPr>
-        <w:spacing w:before="320" w:after="0"/>
-        <w:shd w:val="clear" w:color="auto" w:fill="F7F8FA"/>
+        <w:pStyle w:val="ListNumber"/>
+        <w:spacing w:after="80"/>
+        <w:ind w:left="408" w:hanging="255"/>
       </w:pPr>
       <w:r>
         <w:rPr>
           <w:rFonts w:ascii="Microsoft YaHei" w:hAnsi="Microsoft YaHei" w:eastAsia="Microsoft YaHei"/>
           <w:b w:val="0"/>
-          <w:color w:val="667085"/>
-          <w:sz w:val="19"/>
+          <w:color w:val="000000"/>
+          <w:sz w:val="21"/>
         </w:rPr>
-        <w:t>填写确认：以上内容由资料提供方确认，作为本次效果类项目的信息提炼依据。</w:t>
+        <w:t>磁吸无线充电减少边走边用手机时的线材牵绊。</w:t>
+      </w:r>
+    </w:p>
+    <w:p>
+      <w:pPr>
+        <w:pStyle w:val="ListNumber"/>
+        <w:spacing w:after="80"/>
+        <w:ind w:left="408" w:hanging="255"/>
+      </w:pPr>
+      <w:r>
+        <w:rPr>
+          <w:rFonts w:ascii="Microsoft YaHei" w:hAnsi="Microsoft YaHei" w:eastAsia="Microsoft YaHei"/>
+          <w:b w:val="0"/>
+          <w:color w:val="000000"/>
+          <w:sz w:val="21"/>
+        </w:rPr>
+        <w:t>USB-C 接口提供有线补电方式。</w:t>
+      </w:r>
+    </w:p>
+    <w:p>
+      <w:pPr>
+        <w:pStyle w:val="ListNumber"/>
+        <w:spacing w:after="80"/>
+        <w:ind w:left="408" w:hanging="255"/>
+      </w:pPr>
+      <w:r>
+        <w:rPr>
+          <w:rFonts w:ascii="Microsoft YaHei" w:hAnsi="Microsoft YaHei" w:eastAsia="Microsoft YaHei"/>
+          <w:b w:val="0"/>
+          <w:color w:val="000000"/>
+          <w:sz w:val="21"/>
+        </w:rPr>
+        <w:t>无线与有线两种补电方式可根据设备和场景切换。</w:t>
+      </w:r>
+    </w:p>
+    <w:p>
+      <w:pPr>
+        <w:pStyle w:val="ListNumber"/>
+        <w:spacing w:after="80"/>
+        <w:ind w:left="408" w:hanging="255"/>
+      </w:pPr>
+      <w:r>
+        <w:rPr>
+          <w:rFonts w:ascii="Microsoft YaHei" w:hAnsi="Microsoft YaHei" w:eastAsia="Microsoft YaHei"/>
+          <w:b w:val="0"/>
+          <w:color w:val="000000"/>
+          <w:sz w:val="21"/>
+        </w:rPr>
+        <w:t>10000mAh 容量适合通勤、移动办公和短途出行携带。</w:t>
+      </w:r>
+    </w:p>
+    <w:p>
+      <w:pPr>
+        <w:pStyle w:val="ListNumber"/>
+        <w:spacing w:after="80"/>
+        <w:ind w:left="408" w:hanging="255"/>
+      </w:pPr>
+      <w:r>
+        <w:rPr>
+          <w:rFonts w:ascii="Microsoft YaHei" w:hAnsi="Microsoft YaHei" w:eastAsia="Microsoft YaHei"/>
+          <w:b w:val="0"/>
+          <w:color w:val="000000"/>
+          <w:sz w:val="21"/>
+        </w:rPr>
+        <w:t>四点式电量指示灯可直观查看剩余电量。</w:t>
+      </w:r>
+    </w:p>
+    <w:p>
+      <w:pPr>
+        <w:pStyle w:val="ListNumber"/>
+        <w:spacing w:after="80"/>
+        <w:ind w:left="408" w:hanging="255"/>
+      </w:pPr>
+      <w:r>
+        <w:rPr>
+          <w:rFonts w:ascii="Microsoft YaHei" w:hAnsi="Microsoft YaHei" w:eastAsia="Microsoft YaHei"/>
+          <w:b w:val="0"/>
+          <w:color w:val="000000"/>
+          <w:sz w:val="21"/>
+        </w:rPr>
+        <w:t>云灰色哑光金属质感适合简洁数码装备风格。</w:t>
+      </w:r>
+    </w:p>
+    <w:p>
+      <w:pPr>
+        <w:pStyle w:val="ListNumber"/>
+        <w:spacing w:after="80"/>
+        <w:ind w:left="408" w:hanging="255"/>
+      </w:pPr>
+      <w:r>
+        <w:rPr>
+          <w:rFonts w:ascii="Microsoft YaHei" w:hAnsi="Microsoft YaHei" w:eastAsia="Microsoft YaHei"/>
+          <w:b w:val="0"/>
+          <w:color w:val="000000"/>
+          <w:sz w:val="21"/>
+        </w:rPr>
+        <w:t>圆角矩形机身便于放入通勤包或随身小包。</w:t>
+      </w:r>
+    </w:p>
+    <w:p>
+      <w:pPr>
+        <w:pStyle w:val="ListNumber"/>
+        <w:spacing w:after="80"/>
+        <w:ind w:left="408" w:hanging="255"/>
+      </w:pPr>
+      <w:r>
+        <w:rPr>
+          <w:rFonts w:ascii="Microsoft YaHei" w:hAnsi="Microsoft YaHei" w:eastAsia="Microsoft YaHei"/>
+          <w:b w:val="0"/>
+          <w:color w:val="000000"/>
+          <w:sz w:val="21"/>
+        </w:rPr>
+        <w:t>通用 USB-C 接口便于与其他数码设备共用充电线。</w:t>
+      </w:r>
+    </w:p>
+    <w:p>
+      <w:pPr>
+        <w:pStyle w:val="ListNumber"/>
+        <w:spacing w:after="80"/>
+        <w:ind w:left="408" w:hanging="255"/>
+      </w:pPr>
+      <w:r>
+        <w:rPr>
+          <w:rFonts w:ascii="Microsoft YaHei" w:hAnsi="Microsoft YaHei" w:eastAsia="Microsoft YaHei"/>
+          <w:b w:val="0"/>
+          <w:color w:val="000000"/>
+          <w:sz w:val="21"/>
+        </w:rPr>
+        <w:t>手机高频使用者可在城市通勤途中随手补电。</w:t>
+      </w:r>
+    </w:p>
+    <w:p>
+      <w:pPr>
+        <w:pStyle w:val="ListNumber"/>
+        <w:spacing w:after="80"/>
+        <w:ind w:left="408" w:hanging="255"/>
+      </w:pPr>
+      <w:r>
+        <w:rPr>
+          <w:rFonts w:ascii="Microsoft YaHei" w:hAnsi="Microsoft YaHei" w:eastAsia="Microsoft YaHei"/>
+          <w:b w:val="0"/>
+          <w:color w:val="000000"/>
+          <w:sz w:val="21"/>
+        </w:rPr>
+        <w:t>移动办公时可在咖啡店或共享工位为手机续航。</w:t>
+      </w:r>
+    </w:p>
+    <w:p>
+      <w:pPr>
+        <w:pStyle w:val="ListNumber"/>
+        <w:spacing w:after="80"/>
+        <w:ind w:left="408" w:hanging="255"/>
+      </w:pPr>
+      <w:r>
+        <w:rPr>
+          <w:rFonts w:ascii="Microsoft YaHei" w:hAnsi="Microsoft YaHei" w:eastAsia="Microsoft YaHei"/>
+          <w:b w:val="0"/>
+          <w:color w:val="000000"/>
+          <w:sz w:val="21"/>
+        </w:rPr>
+        <w:t>候机或候车时可在没有插座的位置补充电量。</w:t>
+      </w:r>
+    </w:p>
+    <w:p>
+      <w:pPr>
+        <w:pStyle w:val="ListNumber"/>
+        <w:spacing w:after="80"/>
+        <w:ind w:left="408" w:hanging="255"/>
+      </w:pPr>
+      <w:r>
+        <w:rPr>
+          <w:rFonts w:ascii="Microsoft YaHei" w:hAnsi="Microsoft YaHei" w:eastAsia="Microsoft YaHei"/>
+          <w:b w:val="0"/>
+          <w:color w:val="000000"/>
+          <w:sz w:val="21"/>
+        </w:rPr>
+        <w:t>旅行拍摄途中可在使用手机取景的同时持续补电。</w:t>
+      </w:r>
+    </w:p>
+    <w:p>
+      <w:pPr>
+        <w:pStyle w:val="ListNumber"/>
+        <w:spacing w:after="80"/>
+        <w:ind w:left="408" w:hanging="255"/>
+      </w:pPr>
+      <w:r>
+        <w:rPr>
+          <w:rFonts w:ascii="Microsoft YaHei" w:hAnsi="Microsoft YaHei" w:eastAsia="Microsoft YaHei"/>
+          <w:b w:val="0"/>
+          <w:color w:val="000000"/>
+          <w:sz w:val="21"/>
+        </w:rPr>
+        <w:t>磁吸贴合的使用形态让桌面充电时减少散乱线材。</w:t>
       </w:r>
     </w:p>
     <w:sectPr>
-      <w:footerReference w:type="default" r:id="rId9"/>
       <w:pgSz w:w="11906" w:h="16838"/>
-      <w:pgMar w:top="1020" w:right="1247" w:bottom="1020" w:left="1247" w:header="454" w:footer="454" w:gutter="0"/>
+      <w:pgMar w:top="1020" w:right="1191" w:bottom="1020" w:left="1191" w:header="720" w:footer="720" w:gutter="0"/>
       <w:cols w:space="720"/>
       <w:docGrid w:linePitch="360"/>
     </w:sectPr>
   </w:body>
 </w:document>
-</file>
-
-<file path=word/footer1.xml><?xml version="1.0" encoding="utf-8"?>
-<w:ftr xmlns:m="http://schemas.openxmlformats.org/officeDocument/2006/math" xmlns:mc="http://schemas.openxmlformats.org/markup-compatibility/2006" xmlns:mo="http://schemas.microsoft.com/office/mac/office/2008/main" xmlns:mv="urn:schemas-microsoft-com:mac:vml" xmlns:o="urn:schemas-microsoft-com:office:office" xmlns:r="http://schemas.openxmlformats.org/officeDocument/2006/relationships" xmlns:v="urn:schemas-microsoft-com:vml" xmlns:w10="urn:schemas-microsoft-com:office:word" xmlns:w14="http://schemas.microsoft.com/office/word/2010/wordml" xmlns:w="http://schemas.openxmlformats.org/wordprocessingml/2006/main" xmlns:wne="http://schemas.microsoft.com/office/word/2006/wordml" xmlns:wp14="http://schemas.microsoft.com/office/word/2010/wordprocessingDrawing" xmlns:wp="http://schemas.openxmlformats.org/drawingml/2006/wordprocessingDrawing" xmlns:wpc="http://schemas.microsoft.com/office/word/2010/wordprocessingCanvas" xmlns:wpg="http://schemas.microsoft.com/office/word/2010/wordprocessingGroup" xmlns:wpi="http://schemas.microsoft.com/office/word/2010/wordprocessingInk" xmlns:wps="http://schemas.microsoft.com/office/word/2010/wordprocessingShape" mc:Ignorable="w14 wp14">
-  <w:p>
-    <w:pPr>
-      <w:pStyle w:val="Footer"/>
-      <w:jc w:val="center"/>
-    </w:pPr>
-    <w:r>
-      <w:rPr>
-        <w:rFonts w:ascii="Microsoft YaHei" w:hAnsi="Microsoft YaHei" w:eastAsia="Microsoft YaHei"/>
-        <w:b w:val="0"/>
-        <w:color w:val="98A2B3"/>
-        <w:sz w:val="17"/>
-      </w:rPr>
-      <w:t>云灰磁吸移动电源 · 产品素材制作信息</w:t>
-    </w:r>
-  </w:p>
-</w:ftr>
 </file>
 
 <file path=word/numbering.xml><?xml version="1.0" encoding="utf-8"?>
@@ -902,11 +939,10 @@
     <w:qFormat/>
     <w:rsid w:val="00FC693F"/>
     <w:pPr>
-      <w:spacing w:after="120" w:line="348" w:lineRule="auto"/>
+      <w:spacing w:after="100" w:line="283" w:lineRule="auto"/>
     </w:pPr>
     <w:rPr>
       <w:rFonts w:ascii="Microsoft YaHei" w:hAnsi="Microsoft YaHei" w:eastAsia="Microsoft YaHei"/>
-      <w:color w:val="253247"/>
       <w:sz w:val="21"/>
     </w:rPr>
   </w:style>
@@ -965,14 +1001,14 @@
     <w:pPr>
       <w:keepNext/>
       <w:keepLines/>
-      <w:spacing w:before="320" w:after="160"/>
+      <w:spacing w:before="240" w:after="100"/>
       <w:outlineLvl w:val="0"/>
     </w:pPr>
     <w:rPr>
       <w:rFonts w:asciiTheme="majorHAnsi" w:eastAsiaTheme="majorEastAsia" w:hAnsiTheme="majorHAnsi" w:cstheme="majorBidi" w:ascii="Microsoft YaHei" w:hAnsi="Microsoft YaHei" w:eastAsia="Microsoft YaHei"/>
       <w:b/>
       <w:bCs/>
-      <w:color w:val="8A351E"/>
+      <w:color w:val="000000"/>
       <w:sz w:val="30"/>
       <w:szCs w:val="28"/>
     </w:rPr>
@@ -989,15 +1025,15 @@
     <w:pPr>
       <w:keepNext/>
       <w:keepLines/>
-      <w:spacing w:before="200" w:after="60"/>
+      <w:spacing w:before="140" w:after="100"/>
       <w:outlineLvl w:val="1"/>
     </w:pPr>
     <w:rPr>
       <w:rFonts w:asciiTheme="majorHAnsi" w:eastAsiaTheme="majorEastAsia" w:hAnsiTheme="majorHAnsi" w:cstheme="majorBidi" w:ascii="Microsoft YaHei" w:hAnsi="Microsoft YaHei" w:eastAsia="Microsoft YaHei"/>
       <w:b/>
       <w:bCs/>
-      <w:color w:val="253247"/>
-      <w:sz w:val="23"/>
+      <w:color w:val="000000"/>
+      <w:sz w:val="22"/>
       <w:szCs w:val="26"/>
     </w:rPr>
   </w:style>
@@ -1254,15 +1290,16 @@
       <w:pBdr>
         <w:bottom w:val="single" w:sz="8" w:space="4" w:color="4F81BD" w:themeColor="accent1"/>
       </w:pBdr>
-      <w:spacing w:after="300" w:line="240" w:lineRule="auto"/>
+      <w:spacing w:after="100" w:line="240" w:lineRule="auto"/>
       <w:contextualSpacing/>
     </w:pPr>
     <w:rPr>
-      <w:rFonts w:asciiTheme="majorHAnsi" w:eastAsiaTheme="majorEastAsia" w:hAnsiTheme="majorHAnsi" w:cstheme="majorBidi"/>
-      <w:color w:val="17365D" w:themeColor="text2" w:themeShade="BF"/>
+      <w:rFonts w:asciiTheme="majorHAnsi" w:eastAsiaTheme="majorEastAsia" w:hAnsiTheme="majorHAnsi" w:cstheme="majorBidi" w:ascii="Microsoft YaHei" w:hAnsi="Microsoft YaHei" w:eastAsia="Microsoft YaHei"/>
+      <w:b/>
+      <w:color w:val="000000"/>
       <w:spacing w:val="5"/>
       <w:kern w:val="28"/>
-      <w:sz w:val="52"/>
+      <w:sz w:val="44"/>
       <w:szCs w:val="52"/>
     </w:rPr>
   </w:style>
@@ -1436,15 +1473,8 @@
       <w:numPr>
         <w:numId w:val="1"/>
       </w:numPr>
-      <w:spacing w:after="60" w:line="324" w:lineRule="auto"/>
-      <w:ind w:left="510" w:hanging="198"/>
       <w:contextualSpacing/>
     </w:pPr>
-    <w:rPr>
-      <w:rFonts w:ascii="Microsoft YaHei" w:hAnsi="Microsoft YaHei" w:eastAsia="Microsoft YaHei"/>
-      <w:color w:val="253247"/>
-      <w:sz w:val="21"/>
-    </w:rPr>
   </w:style>
   <w:style w:type="paragraph" w:styleId="ListBullet2">
     <w:name w:val="List Bullet 2"/>
@@ -12599,16 +12629,14 @@
       </w:tcPr>
     </w:tblStylePr>
   </w:style>
-  <w:style w:type="paragraph" w:customStyle="1" w:styleId="FieldValue">
-    <w:name w:val="Field Value"/>
-    <w:basedOn w:val="Normal"/>
-    <w:pPr>
-      <w:spacing w:after="120"/>
-      <w:ind w:left="255"/>
+  <w:style w:type="paragraph" w:customStyle="1" w:styleId="DocumentSubtitle">
+    <w:name w:val="Document Subtitle"/>
+    <w:pPr>
+      <w:spacing w:after="160"/>
     </w:pPr>
     <w:rPr>
       <w:rFonts w:ascii="Microsoft YaHei" w:hAnsi="Microsoft YaHei" w:eastAsia="Microsoft YaHei"/>
-      <w:color w:val="253247"/>
+      <w:color w:val="596375"/>
       <w:sz w:val="21"/>
     </w:rPr>
   </w:style>

--- a/素材/效果类项目素材/云灰磁吸移动电源/云灰磁吸移动电源资料包.docx
+++ b/素材/效果类项目素材/云灰磁吸移动电源/云灰磁吸移动电源资料包.docx
@@ -344,225 +344,441 @@
     <w:p>
       <w:pPr>
         <w:pStyle w:val="ListNumber"/>
-        <w:spacing w:after="80"/>
-        <w:ind w:left="408" w:hanging="255"/>
+        <w:keepNext w:val="0"/>
+        <w:keepLines w:val="0"/>
+        <w:widowControl/>
       </w:pPr>
       <w:r>
-        <w:rPr>
-          <w:rFonts w:ascii="Microsoft YaHei" w:hAnsi="Microsoft YaHei" w:eastAsia="Microsoft YaHei"/>
-          <w:b w:val="0"/>
-          <w:color w:val="000000"/>
-          <w:sz w:val="21"/>
-        </w:rPr>
-        <w:t>圆形磁吸定位环可直接贴合手机背部进行无线补电。</w:t>
+        <w:t>圆形磁吸定位环可与手机背部的磁吸区域快速对齐</w:t>
       </w:r>
     </w:p>
     <w:p>
       <w:pPr>
         <w:pStyle w:val="ListNumber"/>
-        <w:spacing w:after="80"/>
-        <w:ind w:left="408" w:hanging="255"/>
+        <w:keepNext w:val="0"/>
+        <w:keepLines w:val="0"/>
+        <w:widowControl/>
       </w:pPr>
       <w:r>
-        <w:rPr>
-          <w:rFonts w:ascii="Microsoft YaHei" w:hAnsi="Microsoft YaHei" w:eastAsia="Microsoft YaHei"/>
-          <w:b w:val="0"/>
-          <w:color w:val="000000"/>
-          <w:sz w:val="21"/>
-        </w:rPr>
-        <w:t>磁吸无线充电减少边走边用手机时的线材牵绊。</w:t>
+        <w:t>移动电源靠近手机后可直接吸附在手机背部</w:t>
       </w:r>
     </w:p>
     <w:p>
       <w:pPr>
         <w:pStyle w:val="ListNumber"/>
-        <w:spacing w:after="80"/>
-        <w:ind w:left="408" w:hanging="255"/>
+        <w:keepNext w:val="0"/>
+        <w:keepLines w:val="0"/>
+        <w:widowControl/>
       </w:pPr>
       <w:r>
-        <w:rPr>
-          <w:rFonts w:ascii="Microsoft YaHei" w:hAnsi="Microsoft YaHei" w:eastAsia="Microsoft YaHei"/>
-          <w:b w:val="0"/>
-          <w:color w:val="000000"/>
-          <w:sz w:val="21"/>
-        </w:rPr>
-        <w:t>USB-C 接口提供有线补电方式。</w:t>
+        <w:t>磁吸无线补电时手机与移动电源之间无需连接线材</w:t>
       </w:r>
     </w:p>
     <w:p>
       <w:pPr>
         <w:pStyle w:val="ListNumber"/>
-        <w:spacing w:after="80"/>
-        <w:ind w:left="408" w:hanging="255"/>
+        <w:keepNext w:val="0"/>
+        <w:keepLines w:val="0"/>
+        <w:widowControl/>
       </w:pPr>
       <w:r>
-        <w:rPr>
-          <w:rFonts w:ascii="Microsoft YaHei" w:hAnsi="Microsoft YaHei" w:eastAsia="Microsoft YaHei"/>
-          <w:b w:val="0"/>
-          <w:color w:val="000000"/>
-          <w:sz w:val="21"/>
-        </w:rPr>
-        <w:t>无线与有线两种补电方式可根据设备和场景切换。</w:t>
+        <w:t>吸附后的组合可以单手握持并继续操作手机</w:t>
       </w:r>
     </w:p>
     <w:p>
       <w:pPr>
         <w:pStyle w:val="ListNumber"/>
-        <w:spacing w:after="80"/>
-        <w:ind w:left="408" w:hanging="255"/>
+        <w:keepNext w:val="0"/>
+        <w:keepLines w:val="0"/>
+        <w:widowControl/>
       </w:pPr>
       <w:r>
-        <w:rPr>
-          <w:rFonts w:ascii="Microsoft YaHei" w:hAnsi="Microsoft YaHei" w:eastAsia="Microsoft YaHei"/>
-          <w:b w:val="0"/>
-          <w:color w:val="000000"/>
-          <w:sz w:val="21"/>
-        </w:rPr>
-        <w:t>10000mAh 容量适合通勤、移动办公和短途出行携带。</w:t>
+        <w:t>补电过程中手机屏幕仍可保持正常查看和触控</w:t>
       </w:r>
     </w:p>
     <w:p>
       <w:pPr>
         <w:pStyle w:val="ListNumber"/>
-        <w:spacing w:after="80"/>
-        <w:ind w:left="408" w:hanging="255"/>
+        <w:keepNext w:val="0"/>
+        <w:keepLines w:val="0"/>
+        <w:widowControl/>
       </w:pPr>
       <w:r>
-        <w:rPr>
-          <w:rFonts w:ascii="Microsoft YaHei" w:hAnsi="Microsoft YaHei" w:eastAsia="Microsoft YaHei"/>
-          <w:b w:val="0"/>
-          <w:color w:val="000000"/>
-          <w:sz w:val="21"/>
-        </w:rPr>
-        <w:t>四点式电量指示灯可直观查看剩余电量。</w:t>
+        <w:t>需要单独使用手机时可直接将移动电源从背部取下</w:t>
       </w:r>
     </w:p>
     <w:p>
       <w:pPr>
         <w:pStyle w:val="ListNumber"/>
-        <w:spacing w:after="80"/>
-        <w:ind w:left="408" w:hanging="255"/>
+        <w:keepNext w:val="0"/>
+        <w:keepLines w:val="0"/>
+        <w:widowControl/>
       </w:pPr>
       <w:r>
-        <w:rPr>
-          <w:rFonts w:ascii="Microsoft YaHei" w:hAnsi="Microsoft YaHei" w:eastAsia="Microsoft YaHei"/>
-          <w:b w:val="0"/>
-          <w:color w:val="000000"/>
-          <w:sz w:val="21"/>
-        </w:rPr>
-        <w:t>云灰色哑光金属质感适合简洁数码装备风格。</w:t>
+        <w:t>USB-C 接口提供稳定清晰的有线补电入口</w:t>
       </w:r>
     </w:p>
     <w:p>
       <w:pPr>
         <w:pStyle w:val="ListNumber"/>
-        <w:spacing w:after="80"/>
-        <w:ind w:left="408" w:hanging="255"/>
+        <w:keepNext w:val="0"/>
+        <w:keepLines w:val="0"/>
+        <w:widowControl/>
       </w:pPr>
       <w:r>
-        <w:rPr>
-          <w:rFonts w:ascii="Microsoft YaHei" w:hAnsi="Microsoft YaHei" w:eastAsia="Microsoft YaHei"/>
-          <w:b w:val="0"/>
-          <w:color w:val="000000"/>
-          <w:sz w:val="21"/>
-        </w:rPr>
-        <w:t>圆角矩形机身便于放入通勤包或随身小包。</w:t>
+        <w:t>无线与有线两种补电方式可根据设备和场景切换</w:t>
       </w:r>
     </w:p>
     <w:p>
       <w:pPr>
         <w:pStyle w:val="ListNumber"/>
-        <w:spacing w:after="80"/>
-        <w:ind w:left="408" w:hanging="255"/>
+        <w:keepNext w:val="0"/>
+        <w:keepLines w:val="0"/>
+        <w:widowControl/>
       </w:pPr>
       <w:r>
-        <w:rPr>
-          <w:rFonts w:ascii="Microsoft YaHei" w:hAnsi="Microsoft YaHei" w:eastAsia="Microsoft YaHei"/>
-          <w:b w:val="0"/>
-          <w:color w:val="000000"/>
-          <w:sz w:val="21"/>
-        </w:rPr>
-        <w:t>通用 USB-C 接口便于与其他数码设备共用充电线。</w:t>
+        <w:t>10000mAh 容量为通勤和短途出行提供随身电量储备</w:t>
       </w:r>
     </w:p>
     <w:p>
       <w:pPr>
         <w:pStyle w:val="ListNumber"/>
-        <w:spacing w:after="80"/>
-        <w:ind w:left="408" w:hanging="255"/>
+        <w:keepNext w:val="0"/>
+        <w:keepLines w:val="0"/>
+        <w:widowControl/>
       </w:pPr>
       <w:r>
-        <w:rPr>
-          <w:rFonts w:ascii="Microsoft YaHei" w:hAnsi="Microsoft YaHei" w:eastAsia="Microsoft YaHei"/>
-          <w:b w:val="0"/>
-          <w:color w:val="000000"/>
-          <w:sz w:val="21"/>
-        </w:rPr>
-        <w:t>手机高频使用者可在城市通勤途中随手补电。</w:t>
+        <w:t>四点式电量指示灯可直接显示当前剩余电量</w:t>
       </w:r>
     </w:p>
     <w:p>
       <w:pPr>
         <w:pStyle w:val="ListNumber"/>
-        <w:spacing w:after="80"/>
-        <w:ind w:left="408" w:hanging="255"/>
+        <w:keepNext w:val="0"/>
+        <w:keepLines w:val="0"/>
+        <w:widowControl/>
       </w:pPr>
       <w:r>
-        <w:rPr>
-          <w:rFonts w:ascii="Microsoft YaHei" w:hAnsi="Microsoft YaHei" w:eastAsia="Microsoft YaHei"/>
-          <w:b w:val="0"/>
-          <w:color w:val="000000"/>
-          <w:sz w:val="21"/>
-        </w:rPr>
-        <w:t>移动办公时可在咖啡店或共享工位为手机续航。</w:t>
+        <w:t>出门前点亮指示灯即可快速检查是否需要补电</w:t>
       </w:r>
     </w:p>
     <w:p>
       <w:pPr>
         <w:pStyle w:val="ListNumber"/>
-        <w:spacing w:after="80"/>
-        <w:ind w:left="408" w:hanging="255"/>
+        <w:keepNext w:val="0"/>
+        <w:keepLines w:val="0"/>
+        <w:widowControl/>
       </w:pPr>
       <w:r>
-        <w:rPr>
-          <w:rFonts w:ascii="Microsoft YaHei" w:hAnsi="Microsoft YaHei" w:eastAsia="Microsoft YaHei"/>
-          <w:b w:val="0"/>
-          <w:color w:val="000000"/>
-          <w:sz w:val="21"/>
-        </w:rPr>
-        <w:t>候机或候车时可在没有插座的位置补充电量。</w:t>
+        <w:t>云灰色机身呈现低饱和的简洁数码外观</w:t>
       </w:r>
     </w:p>
     <w:p>
       <w:pPr>
         <w:pStyle w:val="ListNumber"/>
-        <w:spacing w:after="80"/>
-        <w:ind w:left="408" w:hanging="255"/>
+        <w:keepNext w:val="0"/>
+        <w:keepLines w:val="0"/>
+        <w:widowControl/>
       </w:pPr>
       <w:r>
-        <w:rPr>
-          <w:rFonts w:ascii="Microsoft YaHei" w:hAnsi="Microsoft YaHei" w:eastAsia="Microsoft YaHei"/>
-          <w:b w:val="0"/>
-          <w:color w:val="000000"/>
-          <w:sz w:val="21"/>
-        </w:rPr>
-        <w:t>旅行拍摄途中可在使用手机取景的同时持续补电。</w:t>
+        <w:t>细腻哑光金属质感在侧光下可呈现柔和反射</w:t>
       </w:r>
     </w:p>
     <w:p>
       <w:pPr>
         <w:pStyle w:val="ListNumber"/>
-        <w:spacing w:after="80"/>
-        <w:ind w:left="408" w:hanging="255"/>
+        <w:keepNext w:val="0"/>
+        <w:keepLines w:val="0"/>
+        <w:widowControl/>
       </w:pPr>
       <w:r>
-        <w:rPr>
-          <w:rFonts w:ascii="Microsoft YaHei" w:hAnsi="Microsoft YaHei" w:eastAsia="Microsoft YaHei"/>
-          <w:b w:val="0"/>
-          <w:color w:val="000000"/>
-          <w:sz w:val="21"/>
-        </w:rPr>
-        <w:t>磁吸贴合的使用形态让桌面充电时减少散乱线材。</w:t>
+        <w:t>圆角矩形边缘让机身与手机轮廓自然贴合</w:t>
+      </w:r>
+    </w:p>
+    <w:p>
+      <w:pPr>
+        <w:pStyle w:val="ListNumber"/>
+        <w:keepNext w:val="0"/>
+        <w:keepLines w:val="0"/>
+        <w:widowControl/>
+      </w:pPr>
+      <w:r>
+        <w:t>机身尺寸与手机接近，便于同时握持和收纳</w:t>
+      </w:r>
+    </w:p>
+    <w:p>
+      <w:pPr>
+        <w:pStyle w:val="ListNumber"/>
+        <w:keepNext w:val="0"/>
+        <w:keepLines w:val="0"/>
+        <w:widowControl/>
+      </w:pPr>
+      <w:r>
+        <w:t>贴合手机后的侧面轮廓可直观看到组合厚度</w:t>
+      </w:r>
+    </w:p>
+    <w:p>
+      <w:pPr>
+        <w:pStyle w:val="ListNumber"/>
+        <w:keepNext w:val="0"/>
+        <w:keepLines w:val="0"/>
+        <w:widowControl/>
+      </w:pPr>
+      <w:r>
+        <w:t>侧边 USB-C 接口便于在桌面状态下插拔充电线</w:t>
+      </w:r>
+    </w:p>
+    <w:p>
+      <w:pPr>
+        <w:pStyle w:val="ListNumber"/>
+        <w:keepNext w:val="0"/>
+        <w:keepLines w:val="0"/>
+        <w:widowControl/>
+      </w:pPr>
+      <w:r>
+        <w:t>通用 USB-C 接口可与常见数码设备共用充电线</w:t>
+      </w:r>
+    </w:p>
+    <w:p>
+      <w:pPr>
+        <w:pStyle w:val="ListNumber"/>
+        <w:keepNext w:val="0"/>
+        <w:keepLines w:val="0"/>
+        <w:widowControl/>
+      </w:pPr>
+      <w:r>
+        <w:t>平放桌面时可通过有线方式为手机持续补电</w:t>
+      </w:r>
+    </w:p>
+    <w:p>
+      <w:pPr>
+        <w:pStyle w:val="ListNumber"/>
+        <w:keepNext w:val="0"/>
+        <w:keepLines w:val="0"/>
+        <w:widowControl/>
+      </w:pPr>
+      <w:r>
+        <w:t>磁吸贴合能减少桌面充电时散落在手机周围的线材</w:t>
+      </w:r>
+    </w:p>
+    <w:p>
+      <w:pPr>
+        <w:pStyle w:val="ListNumber"/>
+        <w:keepNext w:val="0"/>
+        <w:keepLines w:val="0"/>
+        <w:widowControl/>
+      </w:pPr>
+      <w:r>
+        <w:t>步行通勤时可把移动电源吸在手机背部随手补电</w:t>
+      </w:r>
+    </w:p>
+    <w:p>
+      <w:pPr>
+        <w:pStyle w:val="ListNumber"/>
+        <w:keepNext w:val="0"/>
+        <w:keepLines w:val="0"/>
+        <w:widowControl/>
+      </w:pPr>
+      <w:r>
+        <w:t>乘坐地铁时可在补电状态下继续出示乘车码</w:t>
+      </w:r>
+    </w:p>
+    <w:p>
+      <w:pPr>
+        <w:pStyle w:val="ListNumber"/>
+        <w:keepNext w:val="0"/>
+        <w:keepLines w:val="0"/>
+        <w:widowControl/>
+      </w:pPr>
+      <w:r>
+        <w:t>使用地图导航时可让手机在移动过程中保持补电</w:t>
+      </w:r>
+    </w:p>
+    <w:p>
+      <w:pPr>
+        <w:pStyle w:val="ListNumber"/>
+        <w:keepNext w:val="0"/>
+        <w:keepLines w:val="0"/>
+        <w:widowControl/>
+      </w:pPr>
+      <w:r>
+        <w:t>候车或等车时无需寻找插座即可为手机补充电量</w:t>
+      </w:r>
+    </w:p>
+    <w:p>
+      <w:pPr>
+        <w:pStyle w:val="ListNumber"/>
+        <w:keepNext w:val="0"/>
+        <w:keepLines w:val="0"/>
+        <w:widowControl/>
+      </w:pPr>
+      <w:r>
+        <w:t>使用手机拍摄照片或短视频时可同步补充电量</w:t>
+      </w:r>
+    </w:p>
+    <w:p>
+      <w:pPr>
+        <w:pStyle w:val="ListNumber"/>
+        <w:keepNext w:val="0"/>
+        <w:keepLines w:val="0"/>
+        <w:widowControl/>
+      </w:pPr>
+      <w:r>
+        <w:t>移动办公时可在咖啡店或共享工位为手机续航</w:t>
+      </w:r>
+    </w:p>
+    <w:p>
+      <w:pPr>
+        <w:pStyle w:val="ListNumber"/>
+        <w:keepNext w:val="0"/>
+        <w:keepLines w:val="0"/>
+        <w:widowControl/>
+      </w:pPr>
+      <w:r>
+        <w:t>临时视频会议期间可边使用手机边进行磁吸补电</w:t>
+      </w:r>
+    </w:p>
+    <w:p>
+      <w:pPr>
+        <w:pStyle w:val="ListNumber"/>
+        <w:keepNext w:val="0"/>
+        <w:keepLines w:val="0"/>
+        <w:widowControl/>
+      </w:pPr>
+      <w:r>
+        <w:t>短途旅行中可在景点移动拍摄时保持手机电量</w:t>
+      </w:r>
+    </w:p>
+    <w:p>
+      <w:pPr>
+        <w:pStyle w:val="ListNumber"/>
+        <w:keepNext w:val="0"/>
+        <w:keepLines w:val="0"/>
+        <w:widowControl/>
+      </w:pPr>
+      <w:r>
+        <w:t>移动电源可与手机一起放入通勤包的数码收纳区域</w:t>
+      </w:r>
+    </w:p>
+    <w:p>
+      <w:pPr>
+        <w:pStyle w:val="ListNumber"/>
+        <w:keepNext w:val="0"/>
+        <w:keepLines w:val="0"/>
+        <w:widowControl/>
+      </w:pPr>
+      <w:r>
+        <w:t>从包中取出后可直接完成对齐、吸附和开始补电</w:t>
+      </w:r>
+    </w:p>
+    <w:p>
+      <w:pPr>
+        <w:pStyle w:val="ListNumber"/>
+        <w:keepNext w:val="0"/>
+        <w:keepLines w:val="0"/>
+        <w:widowControl/>
+      </w:pPr>
+      <w:r>
+        <w:t>竖向握持手机时磁吸定位环可保持居中贴合</w:t>
+      </w:r>
+    </w:p>
+    <w:p>
+      <w:pPr>
+        <w:pStyle w:val="ListNumber"/>
+        <w:keepNext w:val="0"/>
+        <w:keepLines w:val="0"/>
+        <w:widowControl/>
+      </w:pPr>
+      <w:r>
+        <w:t>横向观看内容时移动电源仍可随手机一起转动</w:t>
+      </w:r>
+    </w:p>
+    <w:p>
+      <w:pPr>
+        <w:pStyle w:val="ListNumber"/>
+        <w:keepNext w:val="0"/>
+        <w:keepLines w:val="0"/>
+        <w:widowControl/>
+      </w:pPr>
+      <w:r>
+        <w:t>旋转手腕展示手机背面时可清楚看到磁吸连接状态</w:t>
+      </w:r>
+    </w:p>
+    <w:p>
+      <w:pPr>
+        <w:pStyle w:val="ListNumber"/>
+        <w:keepNext w:val="0"/>
+        <w:keepLines w:val="0"/>
+        <w:widowControl/>
+      </w:pPr>
+      <w:r>
+        <w:t>机身正面的定位环可与手机背部形成同心构图</w:t>
+      </w:r>
+    </w:p>
+    <w:p>
+      <w:pPr>
+        <w:pStyle w:val="ListNumber"/>
+        <w:keepNext w:val="0"/>
+        <w:keepLines w:val="0"/>
+        <w:widowControl/>
+      </w:pPr>
+      <w:r>
+        <w:t>侧面近景可同时展示手机、移动电源与贴合关系</w:t>
+      </w:r>
+    </w:p>
+    <w:p>
+      <w:pPr>
+        <w:pStyle w:val="ListNumber"/>
+        <w:keepNext w:val="0"/>
+        <w:keepLines w:val="0"/>
+        <w:widowControl/>
+      </w:pPr>
+      <w:r>
+        <w:t>指示灯近景可清楚区分四个独立的电量显示点</w:t>
+      </w:r>
+    </w:p>
+    <w:p>
+      <w:pPr>
+        <w:pStyle w:val="ListNumber"/>
+        <w:keepNext w:val="0"/>
+        <w:keepLines w:val="0"/>
+        <w:widowControl/>
+      </w:pPr>
+      <w:r>
+        <w:t>吸附动作的近景可突出从靠近到贴合的连续过程</w:t>
+      </w:r>
+    </w:p>
+    <w:p>
+      <w:pPr>
+        <w:pStyle w:val="ListNumber"/>
+        <w:keepNext w:val="0"/>
+        <w:keepLines w:val="0"/>
+        <w:widowControl/>
+      </w:pPr>
+      <w:r>
+        <w:t>有线插接与磁吸贴合可分别展示两种补电操作</w:t>
+      </w:r>
+    </w:p>
+    <w:p>
+      <w:pPr>
+        <w:pStyle w:val="ListNumber"/>
+        <w:keepNext w:val="0"/>
+        <w:keepLines w:val="0"/>
+        <w:widowControl/>
+      </w:pPr>
+      <w:r>
+        <w:t>收纳时只需将手机、移动电源和一根 USB-C 线放入包中</w:t>
+      </w:r>
+    </w:p>
+    <w:p>
+      <w:pPr>
+        <w:pStyle w:val="ListNumber"/>
+        <w:keepNext w:val="0"/>
+        <w:keepLines w:val="0"/>
+        <w:widowControl/>
+      </w:pPr>
+      <w:r>
+        <w:t>云灰机身可与深色或浅色手机形成清晰的材质对比</w:t>
       </w:r>
     </w:p>
     <w:sectPr>
@@ -1287,9 +1503,6 @@
     <w:qFormat/>
     <w:rsid w:val="00FC693F"/>
     <w:pPr>
-      <w:pBdr>
-        <w:bottom w:val="single" w:sz="8" w:space="4" w:color="4F81BD" w:themeColor="accent1"/>
-      </w:pBdr>
       <w:spacing w:after="100" w:line="240" w:lineRule="auto"/>
       <w:contextualSpacing/>
     </w:pPr>
